--- a/example_articles/setting/Urban/5.setting_Urban_Other_publisher.docx
+++ b/example_articles/setting/Urban/5.setting_Urban_Other_publisher.docx
@@ -27,17 +27,17 @@
     </w:p>
     <w:p>
       <w:r>
-        <w:t>Source File: Other publishers/Files (500) (25).DOCX</w:t>
+        <w:t>Source file: Other publishers/Files (500) (25).DOCX</w:t>
       </w:r>
     </w:p>
     <w:p>
       <w:r>
-        <w:t>Raw locations result: ['England']</w:t>
+        <w:t>Raw locations result, 'locations': ['England']</w:t>
       </w:r>
     </w:p>
     <w:p>
       <w:r>
-        <w:t>setting_stand_flat (Standardized): Urban</w:t>
+        <w:t>Standardized locations result, 'setting_stand_flat': Urban</w:t>
       </w:r>
     </w:p>
     <w:p>

--- a/example_articles/setting/Urban/5.setting_Urban_Other_publisher.docx
+++ b/example_articles/setting/Urban/5.setting_Urban_Other_publisher.docx
@@ -7,7 +7,7 @@
         <w:pStyle w:val="Heading1"/>
       </w:pPr>
       <w:r>
-        <w:t>Couple's life was a mirage</w:t>
+        <w:t>No NYC 'News' means bad news</w:t>
       </w:r>
     </w:p>
     <w:p>
@@ -17,22 +17,22 @@
     </w:p>
     <w:p>
       <w:r>
-        <w:t>Date: 1990-01-10</w:t>
+        <w:t>Date: 1990-11-20</w:t>
       </w:r>
     </w:p>
     <w:p>
       <w:r>
-        <w:t>Section: NEWS; Pg. 3A</w:t>
+        <w:t>Section: NEWS; Pg. 7A; Statesline</w:t>
       </w:r>
     </w:p>
     <w:p>
       <w:r>
-        <w:t>Source file: Other publishers/Files (500) (25).DOCX</w:t>
+        <w:t>Source file: Other publishers/Files (500) (27).DOCX</w:t>
       </w:r>
     </w:p>
     <w:p>
       <w:r>
-        <w:t>Raw locations result, 'locations': ['England']</w:t>
+        <w:t>Raw locations result, 'locations': ['New York']</w:t>
       </w:r>
     </w:p>
     <w:p>
@@ -49,57 +49,61 @@
     </w:p>
     <w:p>
       <w:r>
-        <w:t>Charles Stuart lies cold and quiet in Woodlawn Cemetery's Plot 1445, but almost no one is willing to let him or the murder of his pregnant wife Carol lie in peace.</w:t>
+        <w:t>''It's like a death in the family … a tragedy.'' - Victor Navasky, 58, a New Yorker who is editor of The Nation magazine</w:t>
         <w:br/>
-        <w:t>The shooting of Stuart's wife, his earlier tale that a black assailant was to blame, then his leap last Thursday off the Tobin Bridge after his brother made him the top suspect in his wife's murder has captivated a nation hungry for missing pieces of the sordid puzzle.</w:t>
+        <w:t xml:space="preserve"> </w:t>
         <w:br/>
-        <w:t>''I think all the answers went down in the Mystic River'' where Charles Stuart died, said Kathy King, a neighbor.</w:t>
+        <w:t xml:space="preserve"> NEW YORK - New York without the Daily News is like the city skyline without the Empire State Building.</w:t>
         <w:br/>
-        <w:t>What is it about the case that ''tugged at every emotion,'' as Joyce Brothers puts it?</w:t>
+        <w:t>Before the current, bitter 3-week-old strike, the city's biggest tabloid was a ritual read for many of the 1.1 million who bought it daily. On subways, it was a ubiquitous presence in the hands of straphangers. Now, it is a rarity.</w:t>
         <w:br/>
-        <w:t>''It has all the elements,'' Brothers said, ''murder, romantic entanglements, money, mystery.'' And anger.</w:t>
+        <w:t>Even at New York's famous Horn &amp; Hardart Automat, next door to The Daily News Building on 42nd Street, no customers sipping coffee can be found poring over its black and white pages.</w:t>
         <w:br/>
-        <w:t>''People are very angry that their emotions were manipulated. People very much resent being made a fool of and many people were very upset by this.''</w:t>
+        <w:t>The newspaper is still being printed. But throughout the city, newsdealers at sidewalk kiosks, booths and tobacco stores, intimidated by fears and threats of violence, have balked at selling New York's ''hometown paper.''</w:t>
         <w:br/>
-        <w:t>After Charles used his car phone to beg for help during the shooting, the story seemed a tragic end for what the media dubbed the ''Camelot couple.''</w:t>
+        <w:t>Fear isn't unfounded. About 100 delivery trucks have been burned or otherwise damaged, newsstand locks glued shut and dozens of union members arrested.</w:t>
         <w:br/>
-        <w:t>''Theoretically,'' said Brothers, ''they were very much in love … coming back from a natural childbirth class - from what was supposed to have been the happiest moment in their lives.''</w:t>
+        <w:t>About 2,600 workers in nine unions remain out on strike, including 230 of 350 newsroom employees.</w:t>
         <w:br/>
-        <w:t>Now, Carol Stuart's family talks about the mirage of her ''totally happy life.''</w:t>
+        <w:t>Increasingly, the strike is less a strike than a dance of death, a slow, stubborn self-destructive labor-management pas de deux.</w:t>
         <w:br/>
-        <w:t>''It's unbelievable, we never would have guessed it in a million years,'' said her brother, Carl DiMaiti.</w:t>
+        <w:t>There has been little negotiating, and a settlement is nowhere in sight. The Daily News says costly union work rules are at issue. The unions say they'll make concessions if the paper opens its books.</w:t>
         <w:br/>
-        <w:t>''She was a little Cinderella,'' said Carol Dunn, who worked with Carol Stuart at Suffolk University Law School in Boston in 1983. ''She was a shining light. She was so bubbly. I never saw her in a bad mood.''</w:t>
+        <w:t>On the streets, the paper's absence is being felt even by those who didn't read it.</w:t>
         <w:br/>
-        <w:t>Dark-haired and petite, Carol Stuart, 30, worried about her weight and always ate salads. Mostly, Dunn said, ''she worried about other people and took care of them.''</w:t>
+        <w:t>''It's like a death in the family … a tragedy,'' says Victor Navasky, 58, editor of The Nation magazine. Brought up in a family that wouldn't read the paper because at the time it smeared leftist politicians, he later came to count on the tabloid for its columns and solid coverage of local news. Like many, he assumed it would be around forever.</w:t>
         <w:br/>
-        <w:t>Dunn was especially impressed with Carol Stuart's close relationship with her family and then-boyfriend. Charles Stuart, a former altar boy, was as quiet as she was outgoing, says Dunn.</w:t>
+        <w:t>Indeed, for those accustomed to seeing it, the paper's front page was as distinct and forceful a presence as the face of a parent or boisterous old aunt. Its pages were a concentrate of the city, written in the poetry of a grit that made obvious the inescapable - that New York is a city like no other.</w:t>
         <w:br/>
-        <w:t>Remy Sharrillo, 69, of Medford, who knew Carol since she was 15, said her parents never wanted her to marry Charles.</w:t>
+        <w:t>Of course, these days the snap is out of the city's fingers, the rhythm gone from its walk, New York's fiscal tap is running red ink, and its icons are in retreat. Ed Koch is 11 months out of office, Donald Trump toppled from his glitzy perch, George Steinbrenner booted from Yankee Stadium, Darryl Strawberry in flight to Los Angeles.</w:t>
         <w:br/>
-        <w:t>''He was a dishwasher,'' said Sharrillo. ''The father didn't like him at all and the wife wasn't that crazy about him either. They finally gave in. … She idolized the guy. She was nuts about him.''</w:t>
+        <w:t>And now the Daily News' best-known reporters and columnists, voices that helped the city think, have packed up their bylines for other papers and TV.</w:t>
         <w:br/>
-        <w:t>At the couple's slate-blue split-level on Reading's Harvest Street, a wreath with little blue teddy bears still hangs on the door. The light above the front door is on.</w:t>
+        <w:t>The strike also has New Yorkers at each others' throats. Some blame decades of union featherbedding and labor for economically killing the paper. Others say the paper's parent company, the Chicago-based Tribune Co., is a union-busting vampire sucking the blood of its workers.</w:t>
         <w:br/>
-        <w:t>The Revere neighborhood where Charles Stuart grew up is a tight-knit enclave of mostly working-class Irish families. Most have lived there for generations; many are related. Children play in the street while their parents socialize.</w:t>
+        <w:t>On subway platforms, city dwellers argue loudly over the morality of buying the Daily News from homeless men whom management gives the papers to for free for risking their necks and putting up with abuse.</w:t>
         <w:br/>
-        <w:t>''I feel bad for the family, because Charlie (Sr.) and Dot are nice people,'' says King, who lives behind the Stuarts. ''They're honest people. They didn't do anything wrong and they can't even walk out the door.''</w:t>
+        <w:t>''It's ugly,'' says Sidney Zion, a novelist and veteran of the press. ''The city feels naked without the News.''</w:t>
         <w:br/>
-        <w:t>Neighbor Joanne Bogus, who has lived two houses down from the Stuarts for 14 years, said the Stuart boys were always together and that neighborhood children ''looked up to Chuckie (Charles Jr.).''</w:t>
+        <w:t>In the borough of Queens, the paper's blue-collar heartland, the Daily News is absent in bars like Breslin &amp; Sweeney's. Though it was a family tradition for many because it spoke their language chasing down stories of City Hall, the cops and the underworld, nostalgia for the paper has its limits. Sympathy for the working person, especially in tough times like these, runs deep.</w:t>
         <w:br/>
-        <w:t>King described Charles as the kind of boy who would shovel the snow off an elderly neighbor's steps in the winter. That he could have grown up to be a cold, calculated killer is hard to believe, she said.</w:t>
+        <w:t>There are those like waitress Karen Jones, 27, who misses her horoscope and says she needs the paper's working-class want ads. Others in this city of immigrants, like Pakistani cab driver Fazlerab Khan, 49, miss it because ''it was easy to read.''</w:t>
         <w:br/>
-        <w:t>''It's really bizarre. This is definitely going to be a movie someday - it's better than the soap operas.''</w:t>
+        <w:t>Of course, other New York papers once seemed indispensable - the World, the Mirror, the Herald, the Journal and especially the Tribune.</w:t>
         <w:br/>
-        <w:t>''Not once did Chuck Stuart give us any reason to believe he was anything but honest,'' said Jay Kakas, the owner at the fur store where Stuart worked. ''If he had, he would have been out of here long ago. Like everyone else, we were duped.''</w:t>
+        <w:t>''Such is the fickleness of human nature,'' says New Yorker writer Brendan Gill. ''We got along without them.''</w:t>
         <w:br/>
-        <w:t>Contributing: Steve Marshall, John Larrabee.</w:t>
+        <w:t xml:space="preserve"> TEXT OF GRAPHIC</w:t>
         <w:br/>
+        <w:t>'Daily News' in decline</w:t>
         <w:br/>
-        <w:t>Notes</w:t>
+        <w:t xml:space="preserve"> Striking unions estimate New York Daily News circulation has dropped as low as 100,000 since the strike began Oct. 25. The newspaper says it is delivering about 200,000 papers to subscribers daily. Circulation as of Sept. 30: </w:t>
         <w:br/>
+        <w:t>1 - Unaudited</w:t>
         <w:br/>
-        <w:t>Accompanies; Mayor; Boston's 'moving on'</w:t>
+        <w:t>COMPLETE TEXT NOT AVAILABLE</w:t>
+        <w:br/>
+        <w:t>Source: Audit Bureau of Circulation</w:t>
         <w:br/>
         <w:br/>
         <w:t>Graphic</w:t>
@@ -107,11 +111,11 @@
         <w:br/>
         <w:t xml:space="preserve"> </w:t>
         <w:br/>
-        <w:t>PHOTO; b/w, Mark Garfinkel, AP (Murder Cases, boat and divers); PHOTO; b/w, AP (Murder Cases, Carol Stuart)</w:t>
+        <w:t>b/w, Julie Stacey, USA TODAY, Source: Audit Bureau of Circulation; PHOTO; b/w, Mark Lennihan, AP</w:t>
         <w:br/>
         <w:t xml:space="preserve"> </w:t>
         <w:br/>
-        <w:t>CUTLINE: SEEKING EVIDENCE: A diver hands a container to officials aboard a Boston police boat in the Pines River Tuesday. Police announced they may have found the weapon used in the Stuart case. CUTLINE: CAROL Stuart: Family described her as a woman with a totally happy life.'</w:t>
+        <w:t>CUTLINE: BITTER TOSS: Tom Pennacchio, of Local 3 of the Newspaper Guild of America, throws 'Daily News' papers into the air outside the newspaper's offices in midtown New York.</w:t>
       </w:r>
     </w:p>
     <w:sectPr>

--- a/example_articles/setting/Urban/5.setting_Urban_Other_publisher.docx
+++ b/example_articles/setting/Urban/5.setting_Urban_Other_publisher.docx
@@ -7,7 +7,7 @@
         <w:pStyle w:val="Heading1"/>
       </w:pPr>
       <w:r>
-        <w:t>No NYC 'News' means bad news</w:t>
+        <w:t>U.S. policy evolving amid Islamist victories</w:t>
       </w:r>
     </w:p>
     <w:p>
@@ -17,22 +17,22 @@
     </w:p>
     <w:p>
       <w:r>
-        <w:t>Date: 1990-11-20</w:t>
+        <w:t>Date: 2012-07-09</w:t>
       </w:r>
     </w:p>
     <w:p>
       <w:r>
-        <w:t>Section: NEWS; Pg. 7A; Statesline</w:t>
+        <w:t>Section: NEWS; Pg. 7A</w:t>
       </w:r>
     </w:p>
     <w:p>
       <w:r>
-        <w:t>Source file: Other publishers/Files (500) (27).DOCX</w:t>
+        <w:t>Source file: Other publishers/Files (500) (17).DOCX</w:t>
       </w:r>
     </w:p>
     <w:p>
       <w:r>
-        <w:t>Raw locations result, 'locations': ['New York']</w:t>
+        <w:t>Raw locations result, 'locations': ['Egypt']</w:t>
       </w:r>
     </w:p>
     <w:p>
@@ -49,61 +49,47 @@
     </w:p>
     <w:p>
       <w:r>
-        <w:t>''It's like a death in the family … a tragedy.'' - Victor Navasky, 58, a New Yorker who is editor of The Nation magazine</w:t>
+        <w:t>The victories of Islamic parties in Egypt and elsewhere have forced the United States to embark on an untested strategy to engage with groups that have historically been hostile to American interests, analysts say.</w:t>
         <w:br/>
-        <w:t xml:space="preserve"> </w:t>
+        <w:t>"From a U.S. perspective, we have no choice but to deal with the Muslim Brotherhood," says Shadi Hamid, an analyst at the Brookings Doha Center, a think tank in Qatar.  "I don't see what the alternative is."</w:t>
         <w:br/>
-        <w:t xml:space="preserve"> NEW YORK - New York without the Daily News is like the city skyline without the Empire State Building.</w:t>
+        <w:t>In the latest triumph for Islamist groups, Mohammed Morsi of the Muslim Brotherhood was elected president in Egypt last month.</w:t>
         <w:br/>
-        <w:t>Before the current, bitter 3-week-old strike, the city's biggest tabloid was a ritual read for many of the 1.1 million who bought it daily. On subways, it was a ubiquitous presence in the hands of straphangers. Now, it is a rarity.</w:t>
+        <w:t>Islamist groups have also emerged strong in Tunisia, where the government is led by the Islamist party Ennahda,  and in Libya, where an Islamist party ran in elections Saturday, though the results were not yet known.</w:t>
         <w:br/>
-        <w:t>Even at New York's famous Horn &amp; Hardart Automat, next door to The Daily News Building on 42nd Street, no customers sipping coffee can be found poring over its black and white pages.</w:t>
+        <w:t>Although the U.S. has had good relations with regimes where political Islam is prevalent, such as in Saudi Arabia, its policy toward Islamist groups that are ousting long-standing regimes or pressuring them to change is evolving.</w:t>
         <w:br/>
-        <w:t>The newspaper is still being printed. But throughout the city, newsdealers at sidewalk kiosks, booths and tobacco stores, intimidated by fears and threats of violence, have balked at selling New York's ''hometown paper.''</w:t>
+        <w:t>"There's been a sea change in U.S. policy toward the Brotherhood," says James Phillips, a Middle East analyst at the Heritage Foundation, a think tank.</w:t>
         <w:br/>
-        <w:t>Fear isn't unfounded. About 100 delivery trucks have been burned or otherwise damaged, newsstand locks glued shut and dozens of union members arrested.</w:t>
+        <w:t>Middle East analysts are divided over whether the Obama administration's policy is a risk that will backfire or represents a pragmatic approach to rapidly changing events in the Arab world. Much depends on how the Muslim Brotherhood is viewed: whether it is a pragmatic organization whose leaders will compromise once in power or a group of extremists who are modifying their rhetoric to disguise their true intentions, Egypt analysts say.</w:t>
         <w:br/>
-        <w:t>About 2,600 workers in nine unions remain out on strike, including 230 of 350 newsroom employees.</w:t>
+        <w:t>The George W. Bush administration viewed the Brotherhood as a "hostile ideological force," Phillips says. The Obama administration believes it can work with the Brotherhood as a political force, he says.</w:t>
         <w:br/>
-        <w:t>Increasingly, the strike is less a strike than a dance of death, a slow, stubborn self-destructive labor-management pas de deux.</w:t>
+        <w:t>"It certainly has become more accepting of the Brotherhood," says Daniel Serwer,  a professor at Johns Hopkins School of Advanced International Studies in Washington and a scholar at the Middle East Institute, a think tank.</w:t>
         <w:br/>
-        <w:t>There has been little negotiating, and a settlement is nowhere in sight. The Daily News says costly union work rules are at issue. The unions say they'll make concessions if the paper opens its books.</w:t>
+        <w:t>The Muslim Brotherhood is a movement that supports political Islam and opposes Western ideals of governance, spawning Islamist movements that range from the moderate in Jordan to violent jihadists such as Hamas in Gaza. Brotherhood members are forming political parties to vie for power as Arab Spring uprisings oust longtime rulers and pressure others to open up democratically.</w:t>
         <w:br/>
-        <w:t>On the streets, the paper's absence is being felt even by those who didn't read it.</w:t>
+        <w:t>The administration may feel it has little choice but to deal with elected Brotherhood leaders in Egypt, a country that had been an ally for years under dictator Hosni Mubarak, Middle East analysts say.</w:t>
         <w:br/>
-        <w:t>''It's like a death in the family … a tragedy,'' says Victor Navasky, 58, editor of The Nation magazine. Brought up in a family that wouldn't read the paper because at the time it smeared leftist politicians, he later came to count on the tabloid for its columns and solid coverage of local news. Like many, he assumed it would be around forever.</w:t>
+        <w:t>White House spokesman Jay Carney has said the Obama administration has "broadened our engagement" with emerging parties in Egypt. Administration officials have met with Muslim Brotherhood leaders, and Carney says the White House will judge such leaders on how they act, not on their religious affiliation.</w:t>
         <w:br/>
-        <w:t>Indeed, for those accustomed to seeing it, the paper's front page was as distinct and forceful a presence as the face of a parent or boisterous old aunt. Its pages were a concentrate of the city, written in the poetry of a grit that made obvious the inescapable - that New York is a city like no other.</w:t>
+        <w:t>Some question what engagement will bring, especially on matters of importance such as terrorism and Israel's security.</w:t>
         <w:br/>
-        <w:t>Of course, these days the snap is out of the city's fingers, the rhythm gone from its walk, New York's fiscal tap is running red ink, and its icons are in retreat. Ed Koch is 11 months out of office, Donald Trump toppled from his glitzy perch, George Steinbrenner booted from Yankee Stadium, Darryl Strawberry in flight to Los Angeles.</w:t>
+        <w:t>The Muslim Brotherhood's leadership has said it supports Egypt's international treaties -- the peace treaty with Israel being one -- but some Brotherhood leaders have suggested the treaty should be reviewed.</w:t>
         <w:br/>
-        <w:t>And now the Daily News' best-known reporters and columnists, voices that helped the city think, have packed up their bylines for other papers and TV.</w:t>
+        <w:t>"They're hostile in the long run to peaceful coexistence with Israel," Phillips says.</w:t>
         <w:br/>
-        <w:t>The strike also has New Yorkers at each others' throats. Some blame decades of union featherbedding and labor for economically killing the paper. Others say the paper's parent company, the Chicago-based Tribune Co., is a union-busting vampire sucking the blood of its workers.</w:t>
+        <w:t>It is not clear that a Muslim Brotherhood government in Egypt would cooperate with the U.S. on combating terrorism. Hamas, which the U.S. and Europe consider a terrorist organization, is a Brotherhood offshoot that continues to allow the firing of missiles into Israel.</w:t>
         <w:br/>
-        <w:t>On subway platforms, city dwellers argue loudly over the morality of buying the Daily News from homeless men whom management gives the papers to for free for risking their necks and putting up with abuse.</w:t>
+        <w:t>"It's not going to be business as usual," Hamid says. "They're not going to go along with U.S. objectives and interests as Mubarak did."</w:t>
         <w:br/>
-        <w:t>''It's ugly,'' says Sidney Zion, a novelist and veteran of the press. ''The city feels naked without the News.''</w:t>
+        <w:t>The Brotherhood's political agenda has not been made clear. Its platform during the campaign for the parliament and the presidency consisted of calls to elevate Islamic traditions, end corruption and repression and boost the standing of Egypt's impoverished millions. Its religious platform and rhetoric appealed to working-class and poor Egyptians in a way that non-religious parties and liberal politicians from the city never could, some analysts say.</w:t>
         <w:br/>
-        <w:t>In the borough of Queens, the paper's blue-collar heartland, the Daily News is absent in bars like Breslin &amp; Sweeney's. Though it was a family tradition for many because it spoke their language chasing down stories of City Hall, the cops and the underworld, nostalgia for the paper has its limits. Sympathy for the working person, especially in tough times like these, runs deep.</w:t>
+        <w:t>The liberals are popular in the cities "but have trouble connecting with ordinary Egyptians," Hamid says.</w:t>
         <w:br/>
-        <w:t>There are those like waitress Karen Jones, 27, who misses her horoscope and says she needs the paper's working-class want ads. Others in this city of immigrants, like Pakistani cab driver Fazlerab Khan, 49, miss it because ''it was easy to read.''</w:t>
+        <w:t>Some say the Muslim Brotherhood's commitment to democracy extends only to winning power and its intent is to impose strict Islamic justice at home and a new hostility toward Israel abroad.</w:t>
         <w:br/>
-        <w:t>Of course, other New York papers once seemed indispensable - the World, the Mirror, the Herald, the Journal and especially the Tribune.</w:t>
-        <w:br/>
-        <w:t>''Such is the fickleness of human nature,'' says New Yorker writer Brendan Gill. ''We got along without them.''</w:t>
-        <w:br/>
-        <w:t xml:space="preserve"> TEXT OF GRAPHIC</w:t>
-        <w:br/>
-        <w:t>'Daily News' in decline</w:t>
-        <w:br/>
-        <w:t xml:space="preserve"> Striking unions estimate New York Daily News circulation has dropped as low as 100,000 since the strike began Oct. 25. The newspaper says it is delivering about 200,000 papers to subscribers daily. Circulation as of Sept. 30: </w:t>
-        <w:br/>
-        <w:t>1 - Unaudited</w:t>
-        <w:br/>
-        <w:t>COMPLETE TEXT NOT AVAILABLE</w:t>
-        <w:br/>
-        <w:t>Source: Audit Bureau of Circulation</w:t>
+        <w:t xml:space="preserve">"They made a tactical decision to use the democratic system to seize power," Phillips says. "Their long-term goals are still very radical." </w:t>
         <w:br/>
         <w:br/>
         <w:t>Graphic</w:t>
@@ -111,11 +97,7 @@
         <w:br/>
         <w:t xml:space="preserve"> </w:t>
         <w:br/>
-        <w:t>b/w, Julie Stacey, USA TODAY, Source: Audit Bureau of Circulation; PHOTO; b/w, Mark Lennihan, AP</w:t>
-        <w:br/>
-        <w:t xml:space="preserve"> </w:t>
-        <w:br/>
-        <w:t>CUTLINE: BITTER TOSS: Tom Pennacchio, of Local 3 of the Newspaper Guild of America, throws 'Daily News' papers into the air outside the newspaper's offices in midtown New York.</w:t>
+        <w:t>photo By Mohammed Abd El Moaty, Egyptian Presidency, via AP Egypt's new president: Mohammed Morsi, shown at a military ceremony last week, challenged the nation's military leaders Sunday by calling for the Islamist-controlled parliament to reconvene.</w:t>
       </w:r>
     </w:p>
     <w:sectPr>
